--- a/docs/feature/agency-workspace/3-4-16-leave-workspace/spec.docx
+++ b/docs/feature/agency-workspace/3-4-16-leave-workspace/spec.docx
@@ -8,7 +8,7 @@
           <w:b/>
           <w:sz w:val="26"/>
         </w:rPr>
-        <w:t>FR 3.4.16 Leave Workspace</w:t>
+        <w:t>3.4.16 Leave Workspace</w:t>
       </w:r>
     </w:p>
     <w:p>
@@ -22,7 +22,7 @@
     </w:p>
     <w:p>
       <w:r>
-        <w:t>Member bam 'Roi Workspace' trong Workspace Settings/Members.</w:t>
+        <w:t>Begins when an active member of a Workspace confirms leaving that Workspace.</w:t>
       </w:r>
     </w:p>
     <w:p>
@@ -48,7 +48,7 @@
         <w:t xml:space="preserve">Actors / Roles: </w:t>
       </w:r>
       <w:r>
-        <w:t>MANAGER/CREATOR/CLIENT - bat ky active member nao roi chinh workspace cua minh.</w:t>
+        <w:t>Any active member of the Workspace — MANAGER, CREATOR, or CLIENT — acting on their own membership only.</w:t>
       </w:r>
     </w:p>
     <w:p>
@@ -65,7 +65,7 @@
         <w:t xml:space="preserve">Purpose: </w:t>
       </w:r>
       <w:r>
-        <w:t>Cho phep Member tu roi khoi 1 Workspace nhung van con trong Agency.</w:t>
+        <w:t>Lets a member leave a Workspace they no longer take part in while keeping their Agency membership, so they can still join other Workspaces.</w:t>
       </w:r>
     </w:p>
     <w:p>
@@ -82,7 +82,7 @@
         <w:t xml:space="preserve">Interface: </w:t>
       </w:r>
       <w:r>
-        <w:t>DELETE /api/v1/workspaces/{workspaceId}/leave.</w:t>
+        <w:t>"Leave Workspace" action in Workspace settings or the members screen, shown only to the signed-in user themselves, followed by a confirmation dialog.</w:t>
       </w:r>
     </w:p>
     <w:p>
@@ -99,7 +99,7 @@
         <w:t xml:space="preserve">Data Processing: </w:t>
       </w:r>
       <w:r>
-        <w:t>Tim WorkspaceMember active cua currentUser, assertNotLastManager, set isActive=false.</w:t>
+        <w:t>The system locates the caller's own active membership in the Workspace and marks it inactive, without touching the caller's Agency membership.</w:t>
       </w:r>
     </w:p>
     <w:p>
@@ -113,7 +113,7 @@
     </w:p>
     <w:p>
       <w:r>
-        <w:t>Nut 'Roi Workspace' trong Workspace Settings/Members.</w:t>
+        <w:t>Figure — Leave Workspace Dialog:</w:t>
       </w:r>
     </w:p>
     <w:p>
@@ -124,7 +124,29 @@
         <w:t xml:space="preserve">-  </w:t>
       </w:r>
       <w:r>
-        <w:t>Confirm dialog truoc khi leave</w:t>
+        <w:t>A "Leave Workspace" action inside Workspace settings or the members screen, visible only to the signed-in user.</w:t>
+      </w:r>
+    </w:p>
+    <w:p>
+      <w:pPr>
+        <w:ind w:left="360"/>
+      </w:pPr>
+      <w:r>
+        <w:t xml:space="preserve">-  </w:t>
+      </w:r>
+      <w:r>
+        <w:t>A confirmation dialog explaining that the member leaves this Workspace but remains in the Agency.</w:t>
+      </w:r>
+    </w:p>
+    <w:p>
+      <w:pPr>
+        <w:ind w:left="360"/>
+      </w:pPr>
+      <w:r>
+        <w:t xml:space="preserve">-  </w:t>
+      </w:r>
+      <w:r>
+        <w:t>A blocked state with a clear message when the member is the last MANAGER of the Workspace.</w:t>
       </w:r>
     </w:p>
     <w:p>
@@ -149,7 +171,7 @@
         <w:t xml:space="preserve">Input required: </w:t>
       </w:r>
       <w:r>
-        <w:t>Khong co body - userId lay tu JWT principal.</w:t>
+        <w:t>The Workspace identifier; the caller's authenticated identity (taken from the session principal, never from the request).</w:t>
       </w:r>
     </w:p>
     <w:p>
@@ -160,7 +182,7 @@
         <w:t xml:space="preserve">System data: </w:t>
       </w:r>
       <w:r>
-        <w:t>workspace_members.</w:t>
+        <w:t>The caller's active membership row in that Workspace; the count of active MANAGERs in the Workspace.</w:t>
       </w:r>
     </w:p>
     <w:p>
@@ -171,7 +193,7 @@
         <w:t xml:space="preserve">Output: </w:t>
       </w:r>
       <w:r>
-        <w:t>200 { data: null }.</w:t>
+        <w:t>Confirmation that the membership has been deactivated; no other data is returned.</w:t>
       </w:r>
     </w:p>
     <w:p>
@@ -184,10 +206,10 @@
         <w:rPr>
           <w:b/>
         </w:rPr>
-        <w:t xml:space="preserve">BR1: </w:t>
+        <w:t xml:space="preserve">BR-01: </w:t>
       </w:r>
       <w:r>
-        <w:t>AgencyMember khong bi anh huong - user van con trong Agency.</w:t>
+        <w:t>The action applies only to the caller's own membership — no other member can be targeted, and the caller identity always comes from the session principal.</w:t>
       </w:r>
     </w:p>
     <w:p>
@@ -195,10 +217,54 @@
         <w:rPr>
           <w:b/>
         </w:rPr>
-        <w:t xml:space="preserve">BR2: </w:t>
+        <w:t xml:space="preserve">BR-02: </w:t>
       </w:r>
       <w:r>
-        <w:t>MANAGER active duy nhat khong the tu leave - phai chuyen giao MANAGER truoc (FR 3.4.20).</w:t>
+        <w:t>Leaving is a soft delete: the caller's membership is marked inactive; the caller's Agency membership is never modified, so they remain in the Agency and in their other Workspaces.</w:t>
+      </w:r>
+    </w:p>
+    <w:p>
+      <w:r>
+        <w:rPr>
+          <w:b/>
+        </w:rPr>
+        <w:t xml:space="preserve">BR-03: </w:t>
+      </w:r>
+      <w:r>
+        <w:t>A caller without an active membership in that Workspace → 403 WORKSPACE_ACCESS_DENIED.</w:t>
+      </w:r>
+    </w:p>
+    <w:p>
+      <w:r>
+        <w:rPr>
+          <w:b/>
+        </w:rPr>
+        <w:t xml:space="preserve">BR-04: </w:t>
+      </w:r>
+      <w:r>
+        <w:t>Last-MANAGER guard — if the caller is the only active MANAGER of the Workspace, the request is blocked with 409 LAST_OWNER_CANNOT_BE_REMOVED; the MANAGER role must be handed over first through FR 3.4.20 Update Workspace Member Role.</w:t>
+      </w:r>
+    </w:p>
+    <w:p>
+      <w:r>
+        <w:rPr>
+          <w:b/>
+        </w:rPr>
+        <w:t xml:space="preserve">BR-05: </w:t>
+      </w:r>
+      <w:r>
+        <w:t>No role check is applied to the action, because it can only ever affect the caller's own membership.</w:t>
+      </w:r>
+    </w:p>
+    <w:p>
+      <w:r>
+        <w:rPr>
+          <w:b/>
+        </w:rPr>
+        <w:t xml:space="preserve">BR-06: </w:t>
+      </w:r>
+      <w:r>
+        <w:t>The last-MANAGER guard applies only when the membership being deactivated carries the MANAGER role.</w:t>
       </w:r>
     </w:p>
     <w:p>
@@ -208,12 +274,12 @@
     </w:p>
     <w:p>
       <w:r>
-        <w:t>currentUser khong phai active member cua workspace nay -&gt; 403 WORKSPACE_ACCESS_DENIED.</w:t>
+        <w:t>The caller must hold an active membership in that Workspace; otherwise 403 WORKSPACE_ACCESS_DENIED.</w:t>
       </w:r>
     </w:p>
     <w:p>
       <w:r>
-        <w:t>currentUser la MANAGER active duy nhat -&gt; 409 LAST_OWNER_CANNOT_BE_REMOVED.</w:t>
+        <w:t>The caller must not be the only active MANAGER of the Workspace; otherwise 409 LAST_OWNER_CANNOT_BE_REMOVED.</w:t>
       </w:r>
     </w:p>
     <w:p>
@@ -232,37 +298,32 @@
     </w:p>
     <w:p>
       <w:r>
-        <w:t>1. Member bam Leave Workspace, confirm.</w:t>
+        <w:t>1. Member opens Workspace settings or the members screen and chooses "Leave Workspace".</w:t>
       </w:r>
     </w:p>
     <w:p>
       <w:r>
-        <w:t>2. FE goi DELETE /api/v1/workspaces/{workspaceId}/leave.</w:t>
+        <w:t>2. Member confirms in the dialog.</w:t>
       </w:r>
     </w:p>
     <w:p>
       <w:r>
-        <w:t>3. BE tim WorkspaceMember active cua currentUser.</w:t>
+        <w:t>3. System looks up the caller's own active membership in the Workspace; if none exists the request fails with 403 WORKSPACE_ACCESS_DENIED.</w:t>
       </w:r>
     </w:p>
     <w:p>
       <w:r>
-        <w:t>4. BE assertNotLastManager.</w:t>
+        <w:t>4. System applies the last-MANAGER guard: members who are not MANAGER pass, and a MANAGER passes when another active MANAGER exists.</w:t>
       </w:r>
     </w:p>
     <w:p>
       <w:r>
-        <w:t>5. BE set isActive=false.</w:t>
+        <w:t>5. System marks the membership inactive.</w:t>
       </w:r>
     </w:p>
     <w:p>
       <w:r>
-        <w:t>6. BE tra 200 { data: null }.</w:t>
-      </w:r>
-    </w:p>
-    <w:p>
-      <w:r>
-        <w:t>7. FE dieu huong ra khoi Workspace.</w:t>
+        <w:t>6. The member is taken out of the Workspace back to the Workspace list, while remaining in the Agency and in their other Workspaces.</w:t>
       </w:r>
     </w:p>
     <w:p>
@@ -272,12 +333,22 @@
     </w:p>
     <w:p>
       <w:r>
-        <w:t>currentUser khong phai active member -&gt; 403 WORKSPACE_ACCESS_DENIED.</w:t>
+        <w:t>Caller has no active membership in that Workspace → 403 WORKSPACE_ACCESS_DENIED.</w:t>
       </w:r>
     </w:p>
     <w:p>
       <w:r>
-        <w:t>currentUser la MANAGER active duy nhat -&gt; 409 LAST_OWNER_CANNOT_BE_REMOVED.</w:t>
+        <w:t>Caller is the only active MANAGER of the Workspace → 409 LAST_OWNER_CANNOT_BE_REMOVED; another MANAGER must be assigned first through FR 3.4.20 Update Workspace Member Role.</w:t>
+      </w:r>
+    </w:p>
+    <w:p>
+      <w:r>
+        <w:t>A CREATOR or CLIENT leaves while other members remain → always allowed; no guard other than the last-MANAGER guard applies.</w:t>
+      </w:r>
+    </w:p>
+    <w:p>
+      <w:r>
+        <w:t>The action is invoked twice in a row → the second call finds no active membership and fails with 403 WORKSPACE_ACCESS_DENIED.</w:t>
       </w:r>
     </w:p>
     <w:p>
@@ -297,7 +368,18 @@
         <w:t xml:space="preserve">-  </w:t>
       </w:r>
       <w:r>
-        <w:t>User roi Workspace thanh cong, van con trong Agency va cac Workspace khac.</w:t>
+        <w:t>The caller's membership in the Workspace is inactive and the Workspace no longer appears in their list.</w:t>
+      </w:r>
+    </w:p>
+    <w:p>
+      <w:pPr>
+        <w:ind w:left="360"/>
+      </w:pPr>
+      <w:r>
+        <w:t xml:space="preserve">-  </w:t>
+      </w:r>
+      <w:r>
+        <w:t>The caller's Agency membership is untouched; they remain in the Agency and in their other Workspaces.</w:t>
       </w:r>
     </w:p>
     <w:sectPr>

--- a/docs/feature/agency-workspace/3-4-16-leave-workspace/spec.docx
+++ b/docs/feature/agency-workspace/3-4-16-leave-workspace/spec.docx
@@ -120,9 +120,7 @@
       <w:pPr>
         <w:ind w:left="360"/>
       </w:pPr>
-      <w:r>
-        <w:t xml:space="preserve">-  </w:t>
-      </w:r>
+      <w:r/>
       <w:r>
         <w:t>A "Leave Workspace" action inside Workspace settings or the members screen, visible only to the signed-in user.</w:t>
       </w:r>
@@ -131,9 +129,7 @@
       <w:pPr>
         <w:ind w:left="360"/>
       </w:pPr>
-      <w:r>
-        <w:t xml:space="preserve">-  </w:t>
-      </w:r>
+      <w:r/>
       <w:r>
         <w:t>A confirmation dialog explaining that the member leaves this Workspace but remains in the Agency.</w:t>
       </w:r>
@@ -142,9 +138,7 @@
       <w:pPr>
         <w:ind w:left="360"/>
       </w:pPr>
-      <w:r>
-        <w:t xml:space="preserve">-  </w:t>
-      </w:r>
+      <w:r/>
       <w:r>
         <w:t>A blocked state with a clear message when the member is the last MANAGER of the Workspace.</w:t>
       </w:r>
@@ -364,9 +358,7 @@
       <w:pPr>
         <w:ind w:left="360"/>
       </w:pPr>
-      <w:r>
-        <w:t xml:space="preserve">-  </w:t>
-      </w:r>
+      <w:r/>
       <w:r>
         <w:t>The caller's membership in the Workspace is inactive and the Workspace no longer appears in their list.</w:t>
       </w:r>
@@ -375,9 +367,7 @@
       <w:pPr>
         <w:ind w:left="360"/>
       </w:pPr>
-      <w:r>
-        <w:t xml:space="preserve">-  </w:t>
-      </w:r>
+      <w:r/>
       <w:r>
         <w:t>The caller's Agency membership is untouched; they remain in the Agency and in their other Workspaces.</w:t>
       </w:r>

--- a/docs/feature/agency-workspace/3-4-16-leave-workspace/spec.docx
+++ b/docs/feature/agency-workspace/3-4-16-leave-workspace/spec.docx
@@ -200,10 +200,13 @@
         <w:rPr>
           <w:b/>
         </w:rPr>
-        <w:t xml:space="preserve">BR-01: </w:t>
+        <w:t xml:space="preserve">BR-29: </w:t>
       </w:r>
       <w:r>
-        <w:t>The action applies only to the caller's own membership — no other member can be targeted, and the caller identity always comes from the session principal.</w:t>
+        <w:rPr>
+          <w:b w:val="0"/>
+        </w:rPr>
+        <w:t>Multi-tenancy — the caller identity always comes from the session principal and the action applies only to the caller's own membership row in that workspace; no other member can be targeted.</w:t>
       </w:r>
     </w:p>
     <w:p>
@@ -211,10 +214,13 @@
         <w:rPr>
           <w:b/>
         </w:rPr>
-        <w:t xml:space="preserve">BR-02: </w:t>
+        <w:t xml:space="preserve">BR-28 / BR-30: </w:t>
       </w:r>
       <w:r>
-        <w:t>Leaving is a soft delete: the caller's membership is marked inactive; the caller's Agency membership is never modified, so they remain in the Agency and in their other Workspaces.</w:t>
+        <w:rPr>
+          <w:b w:val="0"/>
+        </w:rPr>
+        <w:t>Leaving is a soft delete (isActive=false, not a row deletion): the caller's membership is marked inactive; a member who leaves loses access immediately because every scoped query re-checks membership. The caller's Agency membership is never modified, so they remain in the Agency and in their other Workspaces. BR-28's last-manager protection also applies to leaving: a MANAGER cannot leave if they are the last active MANAGER of the Workspace; the MANAGER role must be handed over first through FR 3.4.20 Update Workspace Member Role.</w:t>
       </w:r>
     </w:p>
     <w:p>
@@ -222,43 +228,13 @@
         <w:rPr>
           <w:b/>
         </w:rPr>
-        <w:t xml:space="preserve">BR-03: </w:t>
+        <w:t xml:space="preserve">BR-31: </w:t>
       </w:r>
       <w:r>
-        <w:t>A caller without an active membership in that Workspace → 403 WORKSPACE_ACCESS_DENIED.</w:t>
-      </w:r>
-    </w:p>
-    <w:p>
-      <w:r>
         <w:rPr>
-          <w:b/>
+          <w:b w:val="0"/>
         </w:rPr>
-        <w:t xml:space="preserve">BR-04: </w:t>
-      </w:r>
-      <w:r>
-        <w:t>Last-MANAGER guard — if the caller is the only active MANAGER of the Workspace, the request is blocked with 409 LAST_OWNER_CANNOT_BE_REMOVED; the MANAGER role must be handed over first through FR 3.4.20 Update Workspace Member Role.</w:t>
-      </w:r>
-    </w:p>
-    <w:p>
-      <w:r>
-        <w:rPr>
-          <w:b/>
-        </w:rPr>
-        <w:t xml:space="preserve">BR-05: </w:t>
-      </w:r>
-      <w:r>
-        <w:t>No role check is applied to the action, because it can only ever affect the caller's own membership.</w:t>
-      </w:r>
-    </w:p>
-    <w:p>
-      <w:r>
-        <w:rPr>
-          <w:b/>
-        </w:rPr>
-        <w:t xml:space="preserve">BR-06: </w:t>
-      </w:r>
-      <w:r>
-        <w:t>The last-MANAGER guard applies only when the membership being deactivated carries the MANAGER role.</w:t>
+        <w:t>The Workspace role set is OWNER, MANAGER, CREATOR, CLIENT (MemberRole enum); at Workspace level only MANAGER, CREATOR, CLIENT are assignable, and the last-MANAGER guard applies only when the membership being deactivated carries the MANAGER role.</w:t>
       </w:r>
     </w:p>
     <w:p>
@@ -268,12 +244,42 @@
     </w:p>
     <w:p>
       <w:r>
-        <w:t>The caller must hold an active membership in that Workspace; otherwise 403 WORKSPACE_ACCESS_DENIED.</w:t>
+        <w:rPr>
+          <w:b w:val="0"/>
+        </w:rPr>
+        <w:t xml:space="preserve">The caller must hold an active membership in that Workspace; otherwise 403 WORKSPACE_ACCESS_DENIED, toast </w:t>
+      </w:r>
+      <w:r>
+        <w:rPr>
+          <w:b/>
+        </w:rPr>
+        <w:t>MSG40</w:t>
+      </w:r>
+      <w:r>
+        <w:rPr>
+          <w:b w:val="0"/>
+        </w:rPr>
+        <w:t>.</w:t>
       </w:r>
     </w:p>
     <w:p>
       <w:r>
-        <w:t>The caller must not be the only active MANAGER of the Workspace; otherwise 409 LAST_OWNER_CANNOT_BE_REMOVED.</w:t>
+        <w:rPr>
+          <w:b w:val="0"/>
+        </w:rPr>
+        <w:t xml:space="preserve">The caller must not be the only active MANAGER of the Workspace (BR-28); otherwise 409 LAST_OWNER_CANNOT_BE_REMOVED, toast </w:t>
+      </w:r>
+      <w:r>
+        <w:rPr>
+          <w:b/>
+        </w:rPr>
+        <w:t>MSG37</w:t>
+      </w:r>
+      <w:r>
+        <w:rPr>
+          <w:b w:val="0"/>
+        </w:rPr>
+        <w:t>.</w:t>
       </w:r>
     </w:p>
     <w:p>
@@ -307,17 +313,38 @@
     </w:p>
     <w:p>
       <w:r>
-        <w:t>4. System applies the last-MANAGER guard: members who are not MANAGER pass, and a MANAGER passes when another active MANAGER exists.</w:t>
+        <w:rPr>
+          <w:b w:val="0"/>
+        </w:rPr>
+        <w:t>4. System applies the last-MANAGER guard (BR-28): members who are not MANAGER pass, and a MANAGER passes when another active MANAGER exists.</w:t>
       </w:r>
     </w:p>
     <w:p>
       <w:r>
-        <w:t>5. System marks the membership inactive.</w:t>
+        <w:rPr>
+          <w:b w:val="0"/>
+        </w:rPr>
+        <w:t>5. System marks the membership inactive (BR-28/BR-30 soft delete).</w:t>
       </w:r>
     </w:p>
     <w:p>
       <w:r>
-        <w:t>6. The member is taken out of the Workspace back to the Workspace list, while remaining in the Agency and in their other Workspaces.</w:t>
+        <w:rPr>
+          <w:b w:val="0"/>
+        </w:rPr>
+        <w:t xml:space="preserve">6. The member is taken out of the Workspace back to the Workspace list, while remaining in the Agency and in their other Workspaces; toast </w:t>
+      </w:r>
+      <w:r>
+        <w:rPr>
+          <w:b/>
+        </w:rPr>
+        <w:t>MSG36</w:t>
+      </w:r>
+      <w:r>
+        <w:rPr>
+          <w:b w:val="0"/>
+        </w:rPr>
+        <w:t>.</w:t>
       </w:r>
     </w:p>
     <w:p>
@@ -327,22 +354,106 @@
     </w:p>
     <w:p>
       <w:r>
-        <w:t>Caller has no active membership in that Workspace → 403 WORKSPACE_ACCESS_DENIED.</w:t>
+        <w:rPr>
+          <w:b w:val="0"/>
+        </w:rPr>
+        <w:t xml:space="preserve">3.a1: Caller has no active membership in that Workspace (BR-29) → 403 WORKSPACE_ACCESS_DENIED, toast </w:t>
+      </w:r>
+      <w:r>
+        <w:rPr>
+          <w:b/>
+        </w:rPr>
+        <w:t>MSG40</w:t>
+      </w:r>
+      <w:r>
+        <w:rPr>
+          <w:b w:val="0"/>
+        </w:rPr>
+        <w:t>.</w:t>
+      </w:r>
+      <w:r>
+        <w:br/>
+      </w:r>
+      <w:r>
+        <w:rPr>
+          <w:b w:val="0"/>
+        </w:rPr>
+        <w:t>3.a2: The caller returns to the Workspace list; the Workspace they tried to leave does not appear.</w:t>
       </w:r>
     </w:p>
     <w:p>
       <w:r>
-        <w:t>Caller is the only active MANAGER of the Workspace → 409 LAST_OWNER_CANNOT_BE_REMOVED; another MANAGER must be assigned first through FR 3.4.20 Update Workspace Member Role.</w:t>
+        <w:rPr>
+          <w:b w:val="0"/>
+        </w:rPr>
+        <w:t xml:space="preserve">4.a1: Caller is the only active MANAGER of the Workspace (BR-28) → 409 LAST_OWNER_CANNOT_BE_REMOVED, toast </w:t>
+      </w:r>
+      <w:r>
+        <w:rPr>
+          <w:b/>
+        </w:rPr>
+        <w:t>MSG37</w:t>
+      </w:r>
+      <w:r>
+        <w:rPr>
+          <w:b w:val="0"/>
+        </w:rPr>
+        <w:t>.</w:t>
+      </w:r>
+      <w:r>
+        <w:br/>
+      </w:r>
+      <w:r>
+        <w:rPr>
+          <w:b w:val="0"/>
+        </w:rPr>
+        <w:t>4.a2: Another MANAGER must be assigned first through FR 3.4.20 Update Workspace Member Role, then the caller retries leaving.</w:t>
       </w:r>
     </w:p>
     <w:p>
       <w:r>
-        <w:t>A CREATOR or CLIENT leaves while other members remain → always allowed; no guard other than the last-MANAGER guard applies.</w:t>
+        <w:rPr>
+          <w:b w:val="0"/>
+        </w:rPr>
+        <w:t>4.b1: A CREATOR or CLIENT leaves while other members remain (BR-28 does not apply to non-MANAGER roles) → the request always succeeds.</w:t>
+      </w:r>
+      <w:r>
+        <w:br/>
+      </w:r>
+      <w:r>
+        <w:rPr>
+          <w:b w:val="0"/>
+        </w:rPr>
+        <w:t>4.b2: The member is removed from the Workspace and returned to the Workspace list.</w:t>
       </w:r>
     </w:p>
     <w:p>
       <w:r>
-        <w:t>The action is invoked twice in a row → the second call finds no active membership and fails with 403 WORKSPACE_ACCESS_DENIED.</w:t>
+        <w:rPr>
+          <w:b w:val="0"/>
+        </w:rPr>
+        <w:t xml:space="preserve">3.b1: The action is invoked twice in a row → the second call finds no active membership and fails with 403 WORKSPACE_ACCESS_DENIED, toast </w:t>
+      </w:r>
+      <w:r>
+        <w:rPr>
+          <w:b/>
+        </w:rPr>
+        <w:t>MSG40</w:t>
+      </w:r>
+      <w:r>
+        <w:rPr>
+          <w:b w:val="0"/>
+        </w:rPr>
+        <w:t>.</w:t>
+      </w:r>
+      <w:r>
+        <w:br/>
+      </w:r>
+      <w:r>
+        <w:rPr>
+          <w:b w:val="0"/>
+        </w:rPr>
+        <w:t>3.b2: The caller is already out of the Workspace, so no further action is needed.</w:t>
       </w:r>
     </w:p>
     <w:p>
